--- a/templates/documents/CONTRATOS CIVILES/CONTRATOS AUTENTICOS/ESTADO CIVIL/ACTO DE NOTORIEDAD DE NO CONVIVENCIA.docx
+++ b/templates/documents/CONTRATOS CIVILES/CONTRATOS AUTENTICOS/ESTADO CIVIL/ACTO DE NOTORIEDAD DE NO CONVIVENCIA.docx
@@ -4,412 +4,794 @@
   <w:body>
     <w:p>
       <w:pPr>
-        <w:jc w:val="both"/>
-      </w:pPr>
-      <w:r>
-        <w:pict w14:anchorId="4BF271DF">
-          <v:rect id="_x0000_i1037" style="width:0;height:1.5pt" o:hralign="center" o:hrstd="t" o:hr="t" fillcolor="#a0a0a0" stroked="f"/>
-        </w:pict>
+        <w:spacing w:after="0" w:line="240" w:lineRule="auto"/>
+        <w:jc w:val="center"/>
+        <w:rPr>
+          <w:rFonts w:ascii="Abadi" w:hAnsi="Abadi"/>
+          <w:b/>
+          <w:bCs/>
+        </w:rPr>
+      </w:pPr>
+      <w:r>
+        <w:rPr>
+          <w:rFonts w:ascii="Abadi" w:hAnsi="Abadi"/>
+          <w:b/>
+          <w:bCs/>
+        </w:rPr>
+        <w:t>ACTO DE NOTORIEDAD DE NO CONVIVENCIA (Desvinculación ARS/TSS)</w:t>
       </w:r>
     </w:p>
     <w:p>
       <w:pPr>
+        <w:spacing w:after="0" w:line="240" w:lineRule="auto"/>
         <w:jc w:val="both"/>
         <w:rPr>
-          <w:b/>
-          <w:bCs/>
-        </w:rPr>
-      </w:pPr>
-      <w:r>
-        <w:rPr>
-          <w:b/>
-          <w:bCs/>
-        </w:rPr>
-        <w:t>ACTO NÚMERO [_______</w:t>
-      </w:r>
-      <w:proofErr w:type="gramStart"/>
-      <w:r>
-        <w:rPr>
-          <w:b/>
-          <w:bCs/>
-        </w:rPr>
-        <w:t>].-</w:t>
-      </w:r>
-      <w:proofErr w:type="gramEnd"/>
-      <w:r>
-        <w:rPr>
-          <w:b/>
-          <w:bCs/>
-        </w:rPr>
-        <w:t xml:space="preserve"> (ACTO DE NOTORIEDAD DE NO CONVIVENCIA)</w:t>
-      </w:r>
+          <w:rFonts w:ascii="Abadi" w:hAnsi="Abadi"/>
+        </w:rPr>
+      </w:pPr>
     </w:p>
     <w:p>
       <w:pPr>
+        <w:spacing w:after="0" w:line="240" w:lineRule="auto"/>
         <w:jc w:val="both"/>
-      </w:pPr>
-      <w:r>
-        <w:t xml:space="preserve">En la ciudad de [Ciudad], República Dominicana, hoy día [Día] del mes de [Mes] del año 2026; por ante mí, </w:t>
-      </w:r>
-      <w:r>
-        <w:rPr>
-          <w:b/>
-          <w:bCs/>
-        </w:rPr>
-        <w:t>[NOMBRE DEL NOTARIO]</w:t>
-      </w:r>
-      <w:r>
-        <w:t xml:space="preserve">, dominicano, mayor de edad, Abogado Notario Público de los del número del [Distrito Nacional / Municipio], titular de la Cédula de Identidad y Electoral No. [Número], con </w:t>
-      </w:r>
-      <w:proofErr w:type="gramStart"/>
-      <w:r>
-        <w:t>carnet</w:t>
-      </w:r>
-      <w:proofErr w:type="gramEnd"/>
-      <w:r>
-        <w:t xml:space="preserve"> del Colegio de Notarios No. [Número] y estudio profesional en [Dirección]; </w:t>
-      </w:r>
-      <w:r>
-        <w:rPr>
-          <w:b/>
-          <w:bCs/>
-        </w:rPr>
-        <w:t>HA COMPARECIDO</w:t>
-      </w:r>
-      <w:r>
-        <w:t xml:space="preserve"> de manera libre y voluntaria el señor/a:</w:t>
-      </w:r>
+        <w:rPr>
+          <w:rFonts w:ascii="Abadi" w:hAnsi="Abadi"/>
+        </w:rPr>
+      </w:pPr>
     </w:p>
     <w:p>
       <w:pPr>
+        <w:spacing w:after="0" w:line="240" w:lineRule="auto"/>
         <w:jc w:val="both"/>
-      </w:pPr>
-      <w:r>
-        <w:rPr>
-          <w:b/>
-          <w:bCs/>
-        </w:rPr>
-        <w:t>[NOMBRE DEL AFILIADO TITULAR]</w:t>
-      </w:r>
-      <w:r>
-        <w:t xml:space="preserve">, dominicano, mayor de edad, titular de la Cédula de Identidad y Electoral No. [Número], domiciliado y residente en [Dirección completa], quien para los fines del presente acto se denominará </w:t>
-      </w:r>
-      <w:r>
-        <w:rPr>
-          <w:b/>
-          <w:bCs/>
-        </w:rPr>
-        <w:t>EL DECLARANTE</w:t>
-      </w:r>
-      <w:r>
-        <w:t>.</w:t>
+        <w:rPr>
+          <w:rFonts w:ascii="Abadi" w:hAnsi="Abadi"/>
+        </w:rPr>
+      </w:pPr>
+      <w:r>
+        <w:rPr>
+          <w:rFonts w:ascii="Abadi" w:hAnsi="Abadi"/>
+        </w:rPr>
+        <w:t xml:space="preserve">ACTO NÚMERO </w:t>
+      </w:r>
+      <w:r>
+        <w:rPr>
+          <w:rFonts w:ascii="Abadi" w:hAnsi="Abadi"/>
+          <w:b/>
+          <w:bCs/>
+        </w:rPr>
+        <w:t>{{NUMERO_ACTO_AUTENTICO}</w:t>
+      </w:r>
+      <w:proofErr w:type="gramStart"/>
+      <w:r>
+        <w:rPr>
+          <w:rFonts w:ascii="Abadi" w:hAnsi="Abadi"/>
+          <w:b/>
+          <w:bCs/>
+        </w:rPr>
+        <w:t>}</w:t>
+      </w:r>
+      <w:r>
+        <w:rPr>
+          <w:rFonts w:ascii="Abadi" w:hAnsi="Abadi"/>
+        </w:rPr>
+        <w:t>.-</w:t>
+      </w:r>
+      <w:proofErr w:type="gramEnd"/>
+      <w:r>
+        <w:rPr>
+          <w:rFonts w:ascii="Abadi" w:hAnsi="Abadi"/>
+        </w:rPr>
+        <w:t xml:space="preserve"> </w:t>
       </w:r>
     </w:p>
     <w:p>
       <w:pPr>
+        <w:spacing w:after="0" w:line="240" w:lineRule="auto"/>
         <w:jc w:val="both"/>
-      </w:pPr>
-      <w:r>
-        <w:t>Asimismo, comparecen los señores:</w:t>
-      </w:r>
+        <w:rPr>
+          <w:rFonts w:ascii="Abadi" w:hAnsi="Abadi"/>
+        </w:rPr>
+      </w:pPr>
     </w:p>
     <w:p>
       <w:pPr>
-        <w:numPr>
-          <w:ilvl w:val="0"/>
-          <w:numId w:val="1"/>
-        </w:numPr>
+        <w:spacing w:after="0" w:line="240" w:lineRule="auto"/>
         <w:jc w:val="both"/>
-      </w:pPr>
-      <w:r>
-        <w:rPr>
-          <w:b/>
-          <w:bCs/>
-        </w:rPr>
-        <w:t>[TESTIGO 1]</w:t>
-      </w:r>
-      <w:r>
-        <w:t>, dominicano, mayor de edad, Cédula [Número], [Domicilio].</w:t>
+        <w:rPr>
+          <w:rFonts w:ascii="Abadi" w:hAnsi="Abadi"/>
+        </w:rPr>
+      </w:pPr>
+      <w:r>
+        <w:rPr>
+          <w:rFonts w:ascii="Abadi" w:hAnsi="Abadi"/>
+        </w:rPr>
+        <w:t xml:space="preserve">En la ciudad de </w:t>
+      </w:r>
+      <w:r>
+        <w:rPr>
+          <w:rFonts w:ascii="Abadi" w:hAnsi="Abadi"/>
+          <w:b/>
+          <w:bCs/>
+        </w:rPr>
+        <w:t>{{CIUDAD_FIRMA}}</w:t>
+      </w:r>
+      <w:r>
+        <w:rPr>
+          <w:rFonts w:ascii="Abadi" w:hAnsi="Abadi"/>
+        </w:rPr>
+        <w:t xml:space="preserve">, República Dominicana, hoy día </w:t>
+      </w:r>
+      <w:r>
+        <w:rPr>
+          <w:rFonts w:ascii="Abadi" w:hAnsi="Abadi"/>
+          <w:b/>
+          <w:bCs/>
+        </w:rPr>
+        <w:t>{{DIA_TEXTO}}</w:t>
+      </w:r>
+      <w:r>
+        <w:rPr>
+          <w:rFonts w:ascii="Abadi" w:hAnsi="Abadi"/>
+        </w:rPr>
+        <w:t xml:space="preserve"> del mes de </w:t>
+      </w:r>
+      <w:r>
+        <w:rPr>
+          <w:rFonts w:ascii="Abadi" w:hAnsi="Abadi"/>
+          <w:b/>
+          <w:bCs/>
+        </w:rPr>
+        <w:t>{{MES_TEXTO}}</w:t>
+      </w:r>
+      <w:r>
+        <w:rPr>
+          <w:rFonts w:ascii="Abadi" w:hAnsi="Abadi"/>
+        </w:rPr>
+        <w:t xml:space="preserve"> del año </w:t>
+      </w:r>
+      <w:r>
+        <w:rPr>
+          <w:rFonts w:ascii="Abadi" w:hAnsi="Abadi"/>
+          <w:b/>
+          <w:bCs/>
+        </w:rPr>
+        <w:t>{{AÑO_TEXTO}}</w:t>
+      </w:r>
+      <w:r>
+        <w:rPr>
+          <w:rFonts w:ascii="Abadi" w:hAnsi="Abadi"/>
+        </w:rPr>
+        <w:t xml:space="preserve"> (</w:t>
+      </w:r>
+      <w:r>
+        <w:rPr>
+          <w:rFonts w:ascii="Abadi" w:hAnsi="Abadi"/>
+          <w:b/>
+          <w:bCs/>
+        </w:rPr>
+        <w:t>{{AÑO_NUMERO}}</w:t>
+      </w:r>
+      <w:r>
+        <w:rPr>
+          <w:rFonts w:ascii="Abadi" w:hAnsi="Abadi"/>
+        </w:rPr>
+        <w:t xml:space="preserve">); por ante mí, </w:t>
+      </w:r>
+      <w:r>
+        <w:rPr>
+          <w:rFonts w:ascii="Abadi" w:hAnsi="Abadi"/>
+          <w:b/>
+          <w:bCs/>
+        </w:rPr>
+        <w:t>{{TRATAMIENTO_NOTARIO}}</w:t>
+      </w:r>
+      <w:r>
+        <w:rPr>
+          <w:rFonts w:ascii="Abadi" w:hAnsi="Abadi"/>
+        </w:rPr>
+        <w:t xml:space="preserve"> </w:t>
+      </w:r>
+      <w:r>
+        <w:rPr>
+          <w:rFonts w:ascii="Abadi" w:hAnsi="Abadi"/>
+          <w:b/>
+          <w:bCs/>
+        </w:rPr>
+        <w:t>{{NOMBRE_NOTARIO}}</w:t>
+      </w:r>
+      <w:r>
+        <w:rPr>
+          <w:rFonts w:ascii="Abadi" w:hAnsi="Abadi"/>
+        </w:rPr>
+        <w:t xml:space="preserve">, de nacionalidad dominicana, mayor de edad, Abogado Notario Público de los del número del </w:t>
+      </w:r>
+      <w:r>
+        <w:rPr>
+          <w:rFonts w:ascii="Abadi" w:hAnsi="Abadi"/>
+          <w:b/>
+          <w:bCs/>
+        </w:rPr>
+        <w:t>{{MUNICIPIO_NOTARIO}}</w:t>
+      </w:r>
+      <w:r>
+        <w:rPr>
+          <w:rFonts w:ascii="Abadi" w:hAnsi="Abadi"/>
+        </w:rPr>
+        <w:t xml:space="preserve">, titular de la Cédula de Identidad y Electoral No. </w:t>
+      </w:r>
+      <w:r>
+        <w:rPr>
+          <w:rFonts w:ascii="Abadi" w:hAnsi="Abadi"/>
+          <w:b/>
+          <w:bCs/>
+        </w:rPr>
+        <w:t>{{DOCUMENTO IDENTIDAD_NOTARIO}}</w:t>
+      </w:r>
+      <w:r>
+        <w:rPr>
+          <w:rFonts w:ascii="Abadi" w:hAnsi="Abadi"/>
+        </w:rPr>
+        <w:t xml:space="preserve">, con </w:t>
+      </w:r>
+      <w:proofErr w:type="gramStart"/>
+      <w:r>
+        <w:rPr>
+          <w:rFonts w:ascii="Abadi" w:hAnsi="Abadi"/>
+        </w:rPr>
+        <w:t>carnet</w:t>
+      </w:r>
+      <w:proofErr w:type="gramEnd"/>
+      <w:r>
+        <w:rPr>
+          <w:rFonts w:ascii="Abadi" w:hAnsi="Abadi"/>
+        </w:rPr>
+        <w:t xml:space="preserve"> del Colegio de Notarios No. </w:t>
+      </w:r>
+      <w:r>
+        <w:rPr>
+          <w:rFonts w:ascii="Abadi" w:hAnsi="Abadi"/>
+          <w:b/>
+          <w:bCs/>
+        </w:rPr>
+        <w:t>{{MATRICULA_NOTARIO}}</w:t>
+      </w:r>
+      <w:r>
+        <w:rPr>
+          <w:rFonts w:ascii="Abadi" w:hAnsi="Abadi"/>
+        </w:rPr>
+        <w:t xml:space="preserve"> y estudio profesional en </w:t>
+      </w:r>
+      <w:r>
+        <w:rPr>
+          <w:rFonts w:ascii="Abadi" w:hAnsi="Abadi"/>
+          <w:b/>
+          <w:bCs/>
+        </w:rPr>
+        <w:t>{{DIRECCION O DOMICILIO_NOTARIO}}</w:t>
+      </w:r>
+      <w:r>
+        <w:rPr>
+          <w:rFonts w:ascii="Abadi" w:hAnsi="Abadi"/>
+        </w:rPr>
+        <w:t xml:space="preserve">; HA COMPARECIDO de manera libre y voluntaria: </w:t>
       </w:r>
     </w:p>
     <w:p>
       <w:pPr>
-        <w:numPr>
-          <w:ilvl w:val="0"/>
-          <w:numId w:val="1"/>
-        </w:numPr>
+        <w:spacing w:after="0" w:line="240" w:lineRule="auto"/>
         <w:jc w:val="both"/>
-      </w:pPr>
-      <w:r>
-        <w:rPr>
-          <w:b/>
-          <w:bCs/>
-        </w:rPr>
-        <w:t>[TESTIGO 2]</w:t>
-      </w:r>
-      <w:r>
-        <w:t>, dominicano, mayor de edad, Cédula [Número], [Domicilio].</w:t>
+        <w:rPr>
+          <w:rFonts w:ascii="Abadi" w:hAnsi="Abadi"/>
+        </w:rPr>
+      </w:pPr>
+      <w:r>
+        <w:rPr>
+          <w:rFonts w:ascii="Abadi" w:hAnsi="Abadi"/>
+          <w:b/>
+          <w:bCs/>
+        </w:rPr>
+        <w:t>{{TRATAMIENTO_AFILIADO}}</w:t>
+      </w:r>
+      <w:r>
+        <w:rPr>
+          <w:rFonts w:ascii="Abadi" w:hAnsi="Abadi"/>
+        </w:rPr>
+        <w:t xml:space="preserve"> </w:t>
+      </w:r>
+      <w:r>
+        <w:rPr>
+          <w:rFonts w:ascii="Abadi" w:hAnsi="Abadi"/>
+          <w:b/>
+          <w:bCs/>
+        </w:rPr>
+        <w:t>{{NOMBRE_AFILIADO}}</w:t>
+      </w:r>
+      <w:r>
+        <w:rPr>
+          <w:rFonts w:ascii="Abadi" w:hAnsi="Abadi"/>
+        </w:rPr>
+        <w:t xml:space="preserve">, de nacionalidad dominicana, mayor de edad, titular de la Cédula de Identidad y Electoral No. </w:t>
+      </w:r>
+      <w:r>
+        <w:rPr>
+          <w:rFonts w:ascii="Abadi" w:hAnsi="Abadi"/>
+          <w:b/>
+          <w:bCs/>
+        </w:rPr>
+        <w:t>{{DOCUMENTO IDENTIDAD_AFILIADO}}</w:t>
+      </w:r>
+      <w:r>
+        <w:rPr>
+          <w:rFonts w:ascii="Abadi" w:hAnsi="Abadi"/>
+        </w:rPr>
+        <w:t xml:space="preserve">, domiciliado y residente en </w:t>
+      </w:r>
+      <w:r>
+        <w:rPr>
+          <w:rFonts w:ascii="Abadi" w:hAnsi="Abadi"/>
+          <w:b/>
+          <w:bCs/>
+        </w:rPr>
+        <w:t>{{DIRECCION O DOMICILIO_AFILIADO}}</w:t>
+      </w:r>
+      <w:r>
+        <w:rPr>
+          <w:rFonts w:ascii="Abadi" w:hAnsi="Abadi"/>
+        </w:rPr>
+        <w:t xml:space="preserve">, quien para los fines del presente acto se denominará EL DECLARANTE. </w:t>
       </w:r>
     </w:p>
     <w:p>
       <w:pPr>
-        <w:numPr>
-          <w:ilvl w:val="0"/>
-          <w:numId w:val="1"/>
-        </w:numPr>
+        <w:spacing w:after="0" w:line="240" w:lineRule="auto"/>
         <w:jc w:val="both"/>
-      </w:pPr>
-      <w:r>
-        <w:rPr>
-          <w:b/>
-          <w:bCs/>
-        </w:rPr>
-        <w:t>[TESTIGO 3]</w:t>
-      </w:r>
-      <w:r>
-        <w:t>, dominicano, mayor de edad, Cédula [Número], [Domicilio</w:t>
-      </w:r>
-      <w:proofErr w:type="gramStart"/>
-      <w:r>
-        <w:t>].</w:t>
-      </w:r>
-      <w:r>
-        <w:rPr>
+        <w:rPr>
+          <w:rFonts w:ascii="Abadi" w:hAnsi="Abadi"/>
+        </w:rPr>
+      </w:pPr>
+      <w:r>
+        <w:rPr>
+          <w:rFonts w:ascii="Abadi" w:hAnsi="Abadi"/>
+        </w:rPr>
+        <w:t xml:space="preserve">Asimismo, comparecen los señores (Testigos): </w:t>
+      </w:r>
+      <w:r>
+        <w:rPr>
+          <w:rFonts w:ascii="Abadi" w:hAnsi="Abadi"/>
+          <w:b/>
+          <w:bCs/>
+        </w:rPr>
+        <w:t>{{TRATAMIENTO_TESTIGO 1}}</w:t>
+      </w:r>
+      <w:r>
+        <w:rPr>
+          <w:rFonts w:ascii="Abadi" w:hAnsi="Abadi"/>
+        </w:rPr>
+        <w:t xml:space="preserve"> </w:t>
+      </w:r>
+      <w:r>
+        <w:rPr>
+          <w:rFonts w:ascii="Abadi" w:hAnsi="Abadi"/>
+          <w:b/>
+          <w:bCs/>
+        </w:rPr>
+        <w:t>{{NOMBRE_TESTIGO 1}}</w:t>
+      </w:r>
+      <w:r>
+        <w:rPr>
+          <w:rFonts w:ascii="Abadi" w:hAnsi="Abadi"/>
+        </w:rPr>
+        <w:t xml:space="preserve">, titular de </w:t>
+      </w:r>
+      <w:r>
+        <w:rPr>
+          <w:rFonts w:ascii="Abadi" w:hAnsi="Abadi"/>
+          <w:b/>
+          <w:bCs/>
+        </w:rPr>
+        <w:t>{{DOCUMENTO IDENTIDAD_TESTIGO 1}}</w:t>
+      </w:r>
+      <w:r>
+        <w:rPr>
+          <w:rFonts w:ascii="Abadi" w:hAnsi="Abadi"/>
+        </w:rPr>
+        <w:t xml:space="preserve">, domiciliado en </w:t>
+      </w:r>
+      <w:r>
+        <w:rPr>
+          <w:rFonts w:ascii="Abadi" w:hAnsi="Abadi"/>
+          <w:b/>
+          <w:bCs/>
+        </w:rPr>
+        <w:t>{{DIRECCION O DOMICILIO_TESTIGO 1}}</w:t>
+      </w:r>
+      <w:r>
+        <w:rPr>
+          <w:rFonts w:ascii="Abadi" w:hAnsi="Abadi"/>
+        </w:rPr>
+        <w:t xml:space="preserve">. </w:t>
+      </w:r>
+      <w:r>
+        <w:rPr>
+          <w:rFonts w:ascii="Abadi" w:hAnsi="Abadi"/>
+          <w:b/>
+          <w:bCs/>
+        </w:rPr>
+        <w:t>{{TRATAMIENTO_TESTIGO 2}}</w:t>
+      </w:r>
+      <w:r>
+        <w:rPr>
+          <w:rFonts w:ascii="Abadi" w:hAnsi="Abadi"/>
+        </w:rPr>
+        <w:t xml:space="preserve"> </w:t>
+      </w:r>
+      <w:r>
+        <w:rPr>
+          <w:rFonts w:ascii="Abadi" w:hAnsi="Abadi"/>
+          <w:b/>
+          <w:bCs/>
+        </w:rPr>
+        <w:t>{{NOMBRE_TESTIGO 2}}</w:t>
+      </w:r>
+      <w:r>
+        <w:rPr>
+          <w:rFonts w:ascii="Abadi" w:hAnsi="Abadi"/>
+        </w:rPr>
+        <w:t xml:space="preserve">, titular de </w:t>
+      </w:r>
+      <w:r>
+        <w:rPr>
+          <w:rFonts w:ascii="Abadi" w:hAnsi="Abadi"/>
+          <w:b/>
+          <w:bCs/>
+        </w:rPr>
+        <w:t>{{DOCUMENTO IDENTIDAD_TESTIGO 2}}</w:t>
+      </w:r>
+      <w:r>
+        <w:rPr>
+          <w:rFonts w:ascii="Abadi" w:hAnsi="Abadi"/>
+        </w:rPr>
+        <w:t xml:space="preserve">, domiciliado en </w:t>
+      </w:r>
+      <w:r>
+        <w:rPr>
+          <w:rFonts w:ascii="Abadi" w:hAnsi="Abadi"/>
+          <w:b/>
+          <w:bCs/>
+        </w:rPr>
+        <w:t>{{DIRECCION O DOMICILIO_TESTIGO 2}}</w:t>
+      </w:r>
+      <w:r>
+        <w:rPr>
+          <w:rFonts w:ascii="Abadi" w:hAnsi="Abadi"/>
+        </w:rPr>
+        <w:t xml:space="preserve">. </w:t>
+      </w:r>
+      <w:r>
+        <w:rPr>
+          <w:rFonts w:ascii="Abadi" w:hAnsi="Abadi"/>
+          <w:b/>
+          <w:bCs/>
+        </w:rPr>
+        <w:t>{{TRATAMIENTO_TESTIGO 3}}</w:t>
+      </w:r>
+      <w:r>
+        <w:rPr>
+          <w:rFonts w:ascii="Abadi" w:hAnsi="Abadi"/>
+        </w:rPr>
+        <w:t xml:space="preserve"> </w:t>
+      </w:r>
+      <w:r>
+        <w:rPr>
+          <w:rFonts w:ascii="Abadi" w:hAnsi="Abadi"/>
+          <w:b/>
+          <w:bCs/>
+        </w:rPr>
+        <w:t>{{NOMBRE_TESTIGO 3}}</w:t>
+      </w:r>
+      <w:r>
+        <w:rPr>
+          <w:rFonts w:ascii="Abadi" w:hAnsi="Abadi"/>
+        </w:rPr>
+        <w:t xml:space="preserve">, titular de </w:t>
+      </w:r>
+      <w:r>
+        <w:rPr>
+          <w:rFonts w:ascii="Abadi" w:hAnsi="Abadi"/>
+          <w:b/>
+          <w:bCs/>
+        </w:rPr>
+        <w:t>{{DOCUMENTO IDENTIDAD_TESTIGO 3}}</w:t>
+      </w:r>
+      <w:r>
+        <w:rPr>
+          <w:rFonts w:ascii="Abadi" w:hAnsi="Abadi"/>
+        </w:rPr>
+        <w:t xml:space="preserve">, domiciliado en </w:t>
+      </w:r>
+      <w:r>
+        <w:rPr>
+          <w:rFonts w:ascii="Abadi" w:hAnsi="Abadi"/>
+          <w:b/>
+          <w:bCs/>
+        </w:rPr>
+        <w:t>{{DIRECCION O DOMICILIO_TESTIGO 3}}</w:t>
+      </w:r>
+      <w:r>
+        <w:rPr>
+          <w:rFonts w:ascii="Abadi" w:hAnsi="Abadi"/>
+        </w:rPr>
+        <w:t xml:space="preserve">. </w:t>
+      </w:r>
+      <w:r>
+        <w:rPr>
+          <w:rFonts w:ascii="Abadi" w:hAnsi="Abadi"/>
           <w:i/>
           <w:iCs/>
         </w:rPr>
-        <w:t>(</w:t>
-      </w:r>
-      <w:proofErr w:type="gramEnd"/>
-      <w:r>
-        <w:rPr>
-          <w:i/>
-          <w:iCs/>
-        </w:rPr>
-        <w:t>Nota: Para este tipo de actos administrativos ante seguros, con 3 testigos suele ser suficiente, aunque algunos seguros piden hasta 7).</w:t>
+        <w:t>(Nota: Para este tipo de actos administrativos ante seguros, con 3 testigos suele ser suficiente, aunque algunos seguros piden hasta 7).</w:t>
+      </w:r>
+      <w:r>
+        <w:rPr>
+          <w:rFonts w:ascii="Abadi" w:hAnsi="Abadi"/>
+        </w:rPr>
+        <w:t xml:space="preserve"> </w:t>
       </w:r>
     </w:p>
     <w:p>
       <w:pPr>
+        <w:spacing w:after="0" w:line="240" w:lineRule="auto"/>
         <w:jc w:val="both"/>
-      </w:pPr>
-      <w:r>
-        <w:rPr>
-          <w:b/>
-          <w:bCs/>
-        </w:rPr>
-        <w:t>LOS COMPARECIENTES</w:t>
-      </w:r>
-      <w:r>
-        <w:t>, previa declaración jurada de decir la verdad, me han manifestado de manera unánime lo siguiente:</w:t>
+        <w:rPr>
+          <w:rFonts w:ascii="Abadi" w:hAnsi="Abadi"/>
+        </w:rPr>
+      </w:pPr>
+      <w:r>
+        <w:rPr>
+          <w:rFonts w:ascii="Abadi" w:hAnsi="Abadi"/>
+        </w:rPr>
+        <w:t xml:space="preserve">LOS COMPARECIENTES, previa declaración jurada de decir la verdad, me han manifestado de manera unánime lo siguiente: </w:t>
       </w:r>
     </w:p>
     <w:p>
       <w:pPr>
+        <w:spacing w:after="0" w:line="240" w:lineRule="auto"/>
         <w:jc w:val="both"/>
         <w:rPr>
-          <w:b/>
-          <w:bCs/>
-        </w:rPr>
-      </w:pPr>
-      <w:r>
-        <w:rPr>
-          <w:b/>
-          <w:bCs/>
-        </w:rPr>
-        <w:t>CLÁUSULAS</w:t>
+          <w:rFonts w:ascii="Abadi" w:hAnsi="Abadi"/>
+        </w:rPr>
+      </w:pPr>
+      <w:r>
+        <w:rPr>
+          <w:rFonts w:ascii="Abadi" w:hAnsi="Abadi"/>
+        </w:rPr>
+        <w:t xml:space="preserve">CLÁUSULAS </w:t>
       </w:r>
     </w:p>
     <w:p>
       <w:pPr>
+        <w:spacing w:after="0" w:line="240" w:lineRule="auto"/>
         <w:jc w:val="both"/>
-      </w:pPr>
-      <w:r>
-        <w:rPr>
-          <w:b/>
-          <w:bCs/>
-        </w:rPr>
-        <w:t>PRIMERA: ANTECEDENTE DE CONVIVENCIA.</w:t>
-      </w:r>
-      <w:r>
-        <w:t xml:space="preserve"> Que el señor/a </w:t>
-      </w:r>
-      <w:r>
-        <w:rPr>
-          <w:b/>
-          <w:bCs/>
-        </w:rPr>
-        <w:t>[NOMBRE DEL AFILIADO TITULAR]</w:t>
-      </w:r>
-      <w:r>
-        <w:t xml:space="preserve"> mantuvo en el pasado una unión de hecho (concubinato) con el señor/a </w:t>
-      </w:r>
-      <w:r>
-        <w:rPr>
-          <w:b/>
-          <w:bCs/>
-        </w:rPr>
-        <w:t>[NOMBRE DEL EX-COMPAÑERO/A]</w:t>
-      </w:r>
-      <w:r>
-        <w:t>, titular de la Cédula No. [Número].</w:t>
+        <w:rPr>
+          <w:rFonts w:ascii="Abadi" w:hAnsi="Abadi"/>
+        </w:rPr>
+      </w:pPr>
+      <w:r>
+        <w:rPr>
+          <w:rFonts w:ascii="Abadi" w:hAnsi="Abadi"/>
+        </w:rPr>
+        <w:t xml:space="preserve">PRIMERA: ANTECEDENTE DE CONVIVENCIA. Que </w:t>
+      </w:r>
+      <w:r>
+        <w:rPr>
+          <w:rFonts w:ascii="Abadi" w:hAnsi="Abadi"/>
+          <w:b/>
+          <w:bCs/>
+        </w:rPr>
+        <w:t>{{TRATAMIENTO_AFILIADO}}</w:t>
+      </w:r>
+      <w:r>
+        <w:rPr>
+          <w:rFonts w:ascii="Abadi" w:hAnsi="Abadi"/>
+        </w:rPr>
+        <w:t xml:space="preserve"> </w:t>
+      </w:r>
+      <w:r>
+        <w:rPr>
+          <w:rFonts w:ascii="Abadi" w:hAnsi="Abadi"/>
+          <w:b/>
+          <w:bCs/>
+        </w:rPr>
+        <w:t>{{NOMBRE_AFILIADO}}</w:t>
+      </w:r>
+      <w:r>
+        <w:rPr>
+          <w:rFonts w:ascii="Abadi" w:hAnsi="Abadi"/>
+        </w:rPr>
+        <w:t xml:space="preserve"> mantuvo en el pasado una unión de hecho (concubinato) con </w:t>
+      </w:r>
+      <w:r>
+        <w:rPr>
+          <w:rFonts w:ascii="Abadi" w:hAnsi="Abadi"/>
+          <w:b/>
+          <w:bCs/>
+        </w:rPr>
+        <w:t>{{TRATAMIENTO_EX_COMPAÑERO}}</w:t>
+      </w:r>
+      <w:r>
+        <w:rPr>
+          <w:rFonts w:ascii="Abadi" w:hAnsi="Abadi"/>
+        </w:rPr>
+        <w:t xml:space="preserve"> </w:t>
+      </w:r>
+      <w:r>
+        <w:rPr>
+          <w:rFonts w:ascii="Abadi" w:hAnsi="Abadi"/>
+          <w:b/>
+          <w:bCs/>
+        </w:rPr>
+        <w:t>{{NOMBRE_EX_COMPAÑERO}}</w:t>
+      </w:r>
+      <w:r>
+        <w:rPr>
+          <w:rFonts w:ascii="Abadi" w:hAnsi="Abadi"/>
+        </w:rPr>
+        <w:t xml:space="preserve">, titular de la Cédula No. </w:t>
+      </w:r>
+      <w:r>
+        <w:rPr>
+          <w:rFonts w:ascii="Abadi" w:hAnsi="Abadi"/>
+          <w:b/>
+          <w:bCs/>
+        </w:rPr>
+        <w:t>{{DOCUMENTO IDENTIDAD_EX_COMPAÑERO}}</w:t>
+      </w:r>
+      <w:r>
+        <w:rPr>
+          <w:rFonts w:ascii="Abadi" w:hAnsi="Abadi"/>
+        </w:rPr>
+        <w:t xml:space="preserve">. </w:t>
       </w:r>
     </w:p>
     <w:p>
       <w:pPr>
+        <w:spacing w:after="0" w:line="240" w:lineRule="auto"/>
         <w:jc w:val="both"/>
-      </w:pPr>
-      <w:r>
-        <w:rPr>
-          <w:b/>
-          <w:bCs/>
-        </w:rPr>
-        <w:t>SEGUNDA: DE LA RUPTURA Y NO CONVIVENCIA.</w:t>
-      </w:r>
-      <w:r>
-        <w:t xml:space="preserve"> Los testigos declaran, por ser de pública notoriedad y de su conocimiento personal por ser vecinos/allegados, que el señor/a </w:t>
-      </w:r>
-      <w:r>
-        <w:rPr>
-          <w:b/>
-          <w:bCs/>
-        </w:rPr>
-        <w:t>[AFILIADO]</w:t>
-      </w:r>
-      <w:r>
-        <w:t xml:space="preserve"> y el señor/a </w:t>
-      </w:r>
-      <w:r>
-        <w:rPr>
-          <w:b/>
-          <w:bCs/>
-        </w:rPr>
-        <w:t>[EX-COMPAÑERO]</w:t>
-      </w:r>
-      <w:r>
-        <w:t xml:space="preserve"> han cesado su convivencia de manera definitiva y permanente desde hace aproximadamente [Meses/Años], no existiendo entre ellos ningún tipo de vínculo afectivo, económico ni de hogar común.</w:t>
+        <w:rPr>
+          <w:rFonts w:ascii="Abadi" w:hAnsi="Abadi"/>
+        </w:rPr>
+      </w:pPr>
+      <w:r>
+        <w:rPr>
+          <w:rFonts w:ascii="Abadi" w:hAnsi="Abadi"/>
+        </w:rPr>
+        <w:t xml:space="preserve">SEGUNDA: DE LA RUPTURA Y NO CONVIVENCIA. Los testigos declaran, por ser de pública notoriedad y de su conocimiento personal por ser vecinos/allegados, que </w:t>
+      </w:r>
+      <w:r>
+        <w:rPr>
+          <w:rFonts w:ascii="Abadi" w:hAnsi="Abadi"/>
+          <w:b/>
+          <w:bCs/>
+        </w:rPr>
+        <w:t>{{NOMBRE_AFILIADO}}</w:t>
+      </w:r>
+      <w:r>
+        <w:rPr>
+          <w:rFonts w:ascii="Abadi" w:hAnsi="Abadi"/>
+        </w:rPr>
+        <w:t xml:space="preserve"> y </w:t>
+      </w:r>
+      <w:r>
+        <w:rPr>
+          <w:rFonts w:ascii="Abadi" w:hAnsi="Abadi"/>
+          <w:b/>
+          <w:bCs/>
+        </w:rPr>
+        <w:t>{{NOMBRE_EX_COMPAÑERO}}</w:t>
+      </w:r>
+      <w:r>
+        <w:rPr>
+          <w:rFonts w:ascii="Abadi" w:hAnsi="Abadi"/>
+        </w:rPr>
+        <w:t xml:space="preserve"> han cesado su convivencia de manera definitiva y permanente desde hace aproximadamente </w:t>
+      </w:r>
+      <w:r>
+        <w:rPr>
+          <w:rFonts w:ascii="Abadi" w:hAnsi="Abadi"/>
+          <w:b/>
+          <w:bCs/>
+        </w:rPr>
+        <w:t>{{TIEMPO_SEPARACION}}</w:t>
+      </w:r>
+      <w:r>
+        <w:rPr>
+          <w:rFonts w:ascii="Abadi" w:hAnsi="Abadi"/>
+        </w:rPr>
+        <w:t xml:space="preserve">, no existiendo entre ellos ningún tipo de vínculo afectivo, económico ni de hogar común. </w:t>
       </w:r>
     </w:p>
     <w:p>
       <w:pPr>
+        <w:spacing w:after="0" w:line="240" w:lineRule="auto"/>
         <w:jc w:val="both"/>
-      </w:pPr>
-      <w:r>
-        <w:rPr>
-          <w:b/>
-          <w:bCs/>
-        </w:rPr>
-        <w:t>TERCERA: OBJETO DE LA DESVINCULACIÓN.</w:t>
-      </w:r>
-      <w:r>
-        <w:t xml:space="preserve"> El señor/a </w:t>
-      </w:r>
-      <w:r>
-        <w:rPr>
-          <w:b/>
-          <w:bCs/>
-        </w:rPr>
-        <w:t>[AFILIADO]</w:t>
-      </w:r>
-      <w:r>
-        <w:t xml:space="preserve"> manifiesta que la presente declaración tiene como objeto principal tramitar la </w:t>
-      </w:r>
-      <w:r>
-        <w:rPr>
-          <w:b/>
-          <w:bCs/>
-        </w:rPr>
-        <w:t xml:space="preserve">desvinculación de su </w:t>
+        <w:rPr>
+          <w:rFonts w:ascii="Abadi" w:hAnsi="Abadi"/>
+        </w:rPr>
+      </w:pPr>
+      <w:r>
+        <w:rPr>
+          <w:rFonts w:ascii="Abadi" w:hAnsi="Abadi"/>
+        </w:rPr>
+        <w:t xml:space="preserve">TERCERA: OBJETO DE LA DESVINCULACIÓN. EL DECLARANTE manifiesta que la presente declaración tiene como objeto principal tramitar la desvinculación de su </w:t>
       </w:r>
       <w:proofErr w:type="spellStart"/>
       <w:r>
         <w:rPr>
-          <w:b/>
-          <w:bCs/>
+          <w:rFonts w:ascii="Abadi" w:hAnsi="Abadi"/>
         </w:rPr>
         <w:t>ex-compañero</w:t>
       </w:r>
       <w:proofErr w:type="spellEnd"/>
       <w:r>
         <w:rPr>
-          <w:b/>
-          <w:bCs/>
-        </w:rPr>
-        <w:t>/a como dependiente adicional o núcleo familiar</w:t>
-      </w:r>
-      <w:r>
-        <w:t xml:space="preserve"> ante su Administradora de Riesgos de Salud (ARS) y la Tesorería de la Seguridad Social (TSS), a los fines de que dicha persona deje de percibir los beneficios del seguro bajo su titularidad.</w:t>
+          <w:rFonts w:ascii="Abadi" w:hAnsi="Abadi"/>
+        </w:rPr>
+        <w:t xml:space="preserve">/a como dependiente adicional o núcleo familiar ante su Administradora de Riesgos de Salud (ARS) y la Tesorería de la Seguridad Social (TSS), a los fines de que dicha persona deje de percibir los beneficios del seguro bajo su titularidad. </w:t>
       </w:r>
     </w:p>
     <w:p>
       <w:pPr>
+        <w:spacing w:after="0" w:line="240" w:lineRule="auto"/>
         <w:jc w:val="both"/>
-      </w:pPr>
-      <w:r>
-        <w:rPr>
-          <w:b/>
-          <w:bCs/>
-        </w:rPr>
-        <w:lastRenderedPageBreak/>
-        <w:t>CUARTA: CUMPLIMIENTO LEY 87-01.</w:t>
-      </w:r>
-      <w:r>
-        <w:t xml:space="preserve"> Los declarantes reconocen que esta declaración se realiza bajo las directrices de la </w:t>
-      </w:r>
-      <w:r>
-        <w:rPr>
-          <w:b/>
-          <w:bCs/>
-        </w:rPr>
-        <w:t>Ley No. 87-01 que crea el Sistema Dominicano de Seguridad Social</w:t>
-      </w:r>
-      <w:r>
-        <w:t>, para regularizar el estatus de los dependientes del afiliado.</w:t>
+        <w:rPr>
+          <w:rFonts w:ascii="Abadi" w:hAnsi="Abadi"/>
+        </w:rPr>
+      </w:pPr>
+      <w:r>
+        <w:rPr>
+          <w:rFonts w:ascii="Abadi" w:hAnsi="Abadi"/>
+        </w:rPr>
+        <w:t xml:space="preserve">CUARTA: CUMPLIMIENTO LEY 87-01. Los declarantes reconocen que esta declaración se realiza bajo las directrices de la Ley No. 87-01 que crea el Sistema Dominicano de Seguridad Social, para regularizar el estatus de los dependientes del afiliado. </w:t>
       </w:r>
     </w:p>
     <w:p>
       <w:pPr>
+        <w:spacing w:after="0" w:line="240" w:lineRule="auto"/>
         <w:jc w:val="both"/>
-      </w:pPr>
-      <w:r>
-        <w:rPr>
-          <w:b/>
-          <w:bCs/>
-        </w:rPr>
-        <w:t>QUINTA: PENALIDAD POR PERJURIO.</w:t>
-      </w:r>
-      <w:r>
-        <w:t xml:space="preserve"> Los comparecientes declaran estar conscientes de que el falso testimonio ante un Notario Público conlleva penas de prisión y multas según el Código Penal Dominicano y la Ley del Notariado.</w:t>
+        <w:rPr>
+          <w:rFonts w:ascii="Abadi" w:hAnsi="Abadi"/>
+        </w:rPr>
+      </w:pPr>
+      <w:r>
+        <w:rPr>
+          <w:rFonts w:ascii="Abadi" w:hAnsi="Abadi"/>
+        </w:rPr>
+        <w:t xml:space="preserve">QUINTA: PENALIDAD POR PERJURIO. Los comparecientes declaran estar conscientes de que el falso testimonio ante un Notario Público conlleva penas de prisión y multas según el Código Penal Dominicano y la Ley del Notariado. </w:t>
       </w:r>
     </w:p>
     <w:p>
       <w:pPr>
+        <w:spacing w:after="0" w:line="240" w:lineRule="auto"/>
         <w:jc w:val="both"/>
-      </w:pPr>
-      <w:r>
-        <w:pict w14:anchorId="2F075D8A">
-          <v:rect id="_x0000_i1038" style="width:0;height:1.5pt" o:hralign="center" o:hrstd="t" o:hr="t" fillcolor="#a0a0a0" stroked="f"/>
-        </w:pict>
+        <w:rPr>
+          <w:rFonts w:ascii="Abadi" w:hAnsi="Abadi"/>
+        </w:rPr>
+      </w:pPr>
+      <w:r>
+        <w:rPr>
+          <w:rFonts w:ascii="Abadi" w:hAnsi="Abadi"/>
+        </w:rPr>
+        <w:lastRenderedPageBreak/>
+        <w:t xml:space="preserve">HECHO Y PASADO POR ANTE MÍ, en mi estudio profesional, el día y año antes indicados. He dado lectura íntegra a los comparecientes, quienes en señal de aprobación firman junto conmigo y ante mí, Notario Público que CERTIFICO Y DOY FE. </w:t>
       </w:r>
     </w:p>
     <w:p>
       <w:pPr>
+        <w:spacing w:after="0" w:line="240" w:lineRule="auto"/>
         <w:jc w:val="both"/>
-      </w:pPr>
-      <w:r>
-        <w:rPr>
-          <w:b/>
-          <w:bCs/>
-        </w:rPr>
-        <w:t>HECHO Y PASADO POR ANTE MÍ</w:t>
-      </w:r>
-      <w:r>
-        <w:t>, en mi estudio profesional, el día y año antes indicados. He dado lectura íntegra a los comparecientes, quienes en señal de aprobación firman junto conmigo y ante mí, Notario Público que CERTIFICO Y DOY FE.</w:t>
-      </w:r>
-    </w:p>
-    <w:p>
-      <w:pPr>
-        <w:jc w:val="both"/>
+        <w:rPr>
+          <w:rFonts w:ascii="Abadi" w:hAnsi="Abadi"/>
+        </w:rPr>
       </w:pPr>
     </w:p>
     <w:sectPr>
